--- a/gdp_tempo_paper/manuscript/table3_rpim.docx
+++ b/gdp_tempo_paper/manuscript/table3_rpim.docx
@@ -4,14 +4,14 @@
   <w:body>
     <w:p>
       <w:pPr>
-        <w:spacing w:before="240" w:after="120"/>
+        <w:spacing w:before="360" w:after="120" w:line="480" w:lineRule="auto"/>
       </w:pPr>
       <w:r>
         <w:rPr>
           <w:rFonts w:ascii="Times New Roman" w:hAnsi="Times New Roman" w:eastAsia="MS Mincho"/>
           <w:b/>
           <w:i w:val="0"/>
-          <w:sz w:val="26"/>
+          <w:sz w:val="28"/>
         </w:rPr>
         <w:t>Table 3. Relational PIM diagnostics: rho_2 summary under M0, M1, M2, M4.</w:t>
       </w:r>

--- a/gdp_tempo_paper/manuscript/table3_rpim.docx
+++ b/gdp_tempo_paper/manuscript/table3_rpim.docx
@@ -5,6 +5,7 @@
     <w:p>
       <w:pPr>
         <w:spacing w:before="360" w:after="120" w:line="480" w:lineRule="auto"/>
+        <w:jc w:val="center"/>
       </w:pPr>
       <w:r>
         <w:rPr>
@@ -13,7 +14,7 @@
           <w:i w:val="0"/>
           <w:sz w:val="28"/>
         </w:rPr>
-        <w:t>Table 3. Relational PIM diagnostics: rho_2 summary under M0, M1, M2, M4.</w:t>
+        <w:t>TABLE 3. RELATIONAL PIM DIAGNOSTICS: RHO_2 SUMMARY UNDER M0, M1, M2, M4.</w:t>
       </w:r>
     </w:p>
     <w:tbl>
@@ -21,6 +22,14 @@
         <w:tblStyle w:val="TableGrid"/>
         <w:tblW w:type="auto" w:w="0"/>
         <w:tblLook w:firstColumn="1" w:firstRow="1" w:lastColumn="0" w:lastRow="0" w:noHBand="0" w:noVBand="1" w:val="04A0"/>
+        <w:tblBorders>
+          <w:left w:val="none" w:sz="0" w:space="0" w:color="auto"/>
+          <w:right w:val="none" w:sz="0" w:space="0" w:color="auto"/>
+          <w:insideV w:val="none" w:sz="0" w:space="0" w:color="auto"/>
+          <w:top w:val="single" w:sz="4" w:space="0" w:color="000000"/>
+          <w:bottom w:val="single" w:sz="4" w:space="0" w:color="000000"/>
+          <w:insideH w:val="single" w:sz="4" w:space="0" w:color="000000"/>
+        </w:tblBorders>
       </w:tblPr>
       <w:tblGrid>
         <w:gridCol w:w="1234"/>

--- a/gdp_tempo_paper/manuscript/table3_rpim.docx
+++ b/gdp_tempo_paper/manuscript/table3_rpim.docx
@@ -4,8 +4,7 @@
   <w:body>
     <w:p>
       <w:pPr>
-        <w:spacing w:before="360" w:after="120" w:line="480" w:lineRule="auto"/>
-        <w:jc w:val="center"/>
+        <w:spacing w:before="360" w:after="120" w:line="360" w:lineRule="auto"/>
       </w:pPr>
       <w:r>
         <w:rPr>
@@ -14,7 +13,7 @@
           <w:i w:val="0"/>
           <w:sz w:val="28"/>
         </w:rPr>
-        <w:t>TABLE 3. RELATIONAL PIM DIAGNOSTICS: RHO_2 SUMMARY UNDER M0, M1, M2, M4.</w:t>
+        <w:t>Table 3. Relational PIM diagnostics: rho_2 summary under M0, M1, M2, M4.</w:t>
       </w:r>
     </w:p>
     <w:tbl>
